--- a/4. RESULTADOS/Descriptivos/tabla_empleo_por_anio.docx
+++ b/4. RESULTADOS/Descriptivos/tabla_empleo_por_anio.docx
@@ -35,7 +35,7 @@
         <w:tblLook w:firstRow="1" w:lastRow="0" w:firstColumn="0" w:lastColumn="0" w:noHBand="0" w:noVBand="1"/>
       </w:tblPr>
       <w:tblGrid>
-        <w:gridCol w:w="1205"/>
+        <w:gridCol w:w="961"/>
         <w:gridCol w:w="1670"/>
         <w:gridCol w:w="2429"/>
         <w:gridCol w:w="2111"/>
@@ -66,38 +66,38 @@
           <w:p>
             <w:pPr>
               <w:pStyle w:val="Normal"/>
-              <w:jc w:val="left"/>
-              <w:pBdr>
-                <w:bottom w:val="none" w:sz="0" w:space="0" w:color="000000"/>
-                <w:top w:val="none" w:sz="0" w:space="0" w:color="000000"/>
-                <w:left w:val="none" w:sz="0" w:space="0" w:color="000000"/>
-                <w:right w:val="none" w:sz="0" w:space="0" w:color="000000"/>
-              </w:pBdr>
-              <w:spacing w:after="100" w:before="100" w:line="240"/>
-              <w:ind w:left="100" w:right="100" w:firstLine="0" w:firstLineChars="0"/>
-              <w:rPr>
-                <w:rFonts w:ascii="Arial" w:hAnsi="Arial" w:eastAsia="Arial" w:cs="Arial"/>
-                <w:i w:val="false"/>
-                <w:b w:val="false"/>
-                <w:u w:val="none"/>
-                <w:strike w:val="false"/>
-                <w:sz w:val="22"/>
-                <w:szCs w:val="22"/>
-                <w:color w:val="000000"/>
-              </w:rPr>
-            </w:pPr>
-            <w:r>
-              <w:rPr>
-                <w:rFonts w:ascii="Arial" w:hAnsi="Arial" w:eastAsia="Arial" w:cs="Arial"/>
-                <w:i w:val="false"/>
-                <w:b w:val="false"/>
-                <w:u w:val="none"/>
-                <w:strike w:val="false"/>
-                <w:sz w:val="22"/>
-                <w:szCs w:val="22"/>
-                <w:color w:val="000000"/>
-              </w:rPr>
-              <w:t xml:space="preserve">ANIO_F</w:t>
+              <w:jc w:val="right"/>
+              <w:pBdr>
+                <w:bottom w:val="none" w:sz="0" w:space="0" w:color="000000"/>
+                <w:top w:val="none" w:sz="0" w:space="0" w:color="000000"/>
+                <w:left w:val="none" w:sz="0" w:space="0" w:color="000000"/>
+                <w:right w:val="none" w:sz="0" w:space="0" w:color="000000"/>
+              </w:pBdr>
+              <w:spacing w:after="100" w:before="100" w:line="240"/>
+              <w:ind w:left="100" w:right="100" w:firstLine="0" w:firstLineChars="0"/>
+              <w:rPr>
+                <w:rFonts w:ascii="Arial" w:hAnsi="Arial" w:eastAsia="Arial" w:cs="Arial"/>
+                <w:i w:val="false"/>
+                <w:b w:val="false"/>
+                <w:u w:val="none"/>
+                <w:strike w:val="false"/>
+                <w:sz w:val="22"/>
+                <w:szCs w:val="22"/>
+                <w:color w:val="000000"/>
+              </w:rPr>
+            </w:pPr>
+            <w:r>
+              <w:rPr>
+                <w:rFonts w:ascii="Arial" w:hAnsi="Arial" w:eastAsia="Arial" w:cs="Arial"/>
+                <w:i w:val="false"/>
+                <w:b w:val="false"/>
+                <w:u w:val="none"/>
+                <w:strike w:val="false"/>
+                <w:sz w:val="22"/>
+                <w:szCs w:val="22"/>
+                <w:color w:val="000000"/>
+              </w:rPr>
+              <w:t xml:space="preserve">ANIO</w:t>
             </w:r>
           </w:p>
         </w:tc>
@@ -346,38 +346,38 @@
           <w:p>
             <w:pPr>
               <w:pStyle w:val="Normal"/>
-              <w:jc w:val="left"/>
-              <w:pBdr>
-                <w:bottom w:val="none" w:sz="0" w:space="0" w:color="000000"/>
-                <w:top w:val="none" w:sz="0" w:space="0" w:color="000000"/>
-                <w:left w:val="none" w:sz="0" w:space="0" w:color="000000"/>
-                <w:right w:val="none" w:sz="0" w:space="0" w:color="000000"/>
-              </w:pBdr>
-              <w:spacing w:after="100" w:before="100" w:line="240"/>
-              <w:ind w:left="100" w:right="100" w:firstLine="0" w:firstLineChars="0"/>
-              <w:rPr>
-                <w:rFonts w:ascii="Arial" w:hAnsi="Arial" w:eastAsia="Arial" w:cs="Arial"/>
-                <w:i w:val="false"/>
-                <w:b w:val="false"/>
-                <w:u w:val="none"/>
-                <w:strike w:val="false"/>
-                <w:sz w:val="22"/>
-                <w:szCs w:val="22"/>
-                <w:color w:val="000000"/>
-              </w:rPr>
-            </w:pPr>
-            <w:r>
-              <w:rPr>
-                <w:rFonts w:ascii="Arial" w:hAnsi="Arial" w:eastAsia="Arial" w:cs="Arial"/>
-                <w:i w:val="false"/>
-                <w:b w:val="false"/>
-                <w:u w:val="none"/>
-                <w:strike w:val="false"/>
-                <w:sz w:val="22"/>
-                <w:szCs w:val="22"/>
-                <w:color w:val="000000"/>
-              </w:rPr>
-              <w:t xml:space="preserve">2015</w:t>
+              <w:jc w:val="right"/>
+              <w:pBdr>
+                <w:bottom w:val="none" w:sz="0" w:space="0" w:color="000000"/>
+                <w:top w:val="none" w:sz="0" w:space="0" w:color="000000"/>
+                <w:left w:val="none" w:sz="0" w:space="0" w:color="000000"/>
+                <w:right w:val="none" w:sz="0" w:space="0" w:color="000000"/>
+              </w:pBdr>
+              <w:spacing w:after="100" w:before="100" w:line="240"/>
+              <w:ind w:left="100" w:right="100" w:firstLine="0" w:firstLineChars="0"/>
+              <w:rPr>
+                <w:rFonts w:ascii="Arial" w:hAnsi="Arial" w:eastAsia="Arial" w:cs="Arial"/>
+                <w:i w:val="false"/>
+                <w:b w:val="false"/>
+                <w:u w:val="none"/>
+                <w:strike w:val="false"/>
+                <w:sz w:val="22"/>
+                <w:szCs w:val="22"/>
+                <w:color w:val="000000"/>
+              </w:rPr>
+            </w:pPr>
+            <w:r>
+              <w:rPr>
+                <w:rFonts w:ascii="Arial" w:hAnsi="Arial" w:eastAsia="Arial" w:cs="Arial"/>
+                <w:i w:val="false"/>
+                <w:b w:val="false"/>
+                <w:u w:val="none"/>
+                <w:strike w:val="false"/>
+                <w:sz w:val="22"/>
+                <w:szCs w:val="22"/>
+                <w:color w:val="000000"/>
+              </w:rPr>
+              <w:t xml:space="preserve">2,015</w:t>
             </w:r>
           </w:p>
         </w:tc>
@@ -626,38 +626,38 @@
           <w:p>
             <w:pPr>
               <w:pStyle w:val="Normal"/>
-              <w:jc w:val="left"/>
-              <w:pBdr>
-                <w:bottom w:val="none" w:sz="0" w:space="0" w:color="000000"/>
-                <w:top w:val="none" w:sz="0" w:space="0" w:color="000000"/>
-                <w:left w:val="none" w:sz="0" w:space="0" w:color="000000"/>
-                <w:right w:val="none" w:sz="0" w:space="0" w:color="000000"/>
-              </w:pBdr>
-              <w:spacing w:after="100" w:before="100" w:line="240"/>
-              <w:ind w:left="100" w:right="100" w:firstLine="0" w:firstLineChars="0"/>
-              <w:rPr>
-                <w:rFonts w:ascii="Arial" w:hAnsi="Arial" w:eastAsia="Arial" w:cs="Arial"/>
-                <w:i w:val="false"/>
-                <w:b w:val="false"/>
-                <w:u w:val="none"/>
-                <w:strike w:val="false"/>
-                <w:sz w:val="22"/>
-                <w:szCs w:val="22"/>
-                <w:color w:val="000000"/>
-              </w:rPr>
-            </w:pPr>
-            <w:r>
-              <w:rPr>
-                <w:rFonts w:ascii="Arial" w:hAnsi="Arial" w:eastAsia="Arial" w:cs="Arial"/>
-                <w:i w:val="false"/>
-                <w:b w:val="false"/>
-                <w:u w:val="none"/>
-                <w:strike w:val="false"/>
-                <w:sz w:val="22"/>
-                <w:szCs w:val="22"/>
-                <w:color w:val="000000"/>
-              </w:rPr>
-              <w:t xml:space="preserve">2016</w:t>
+              <w:jc w:val="right"/>
+              <w:pBdr>
+                <w:bottom w:val="none" w:sz="0" w:space="0" w:color="000000"/>
+                <w:top w:val="none" w:sz="0" w:space="0" w:color="000000"/>
+                <w:left w:val="none" w:sz="0" w:space="0" w:color="000000"/>
+                <w:right w:val="none" w:sz="0" w:space="0" w:color="000000"/>
+              </w:pBdr>
+              <w:spacing w:after="100" w:before="100" w:line="240"/>
+              <w:ind w:left="100" w:right="100" w:firstLine="0" w:firstLineChars="0"/>
+              <w:rPr>
+                <w:rFonts w:ascii="Arial" w:hAnsi="Arial" w:eastAsia="Arial" w:cs="Arial"/>
+                <w:i w:val="false"/>
+                <w:b w:val="false"/>
+                <w:u w:val="none"/>
+                <w:strike w:val="false"/>
+                <w:sz w:val="22"/>
+                <w:szCs w:val="22"/>
+                <w:color w:val="000000"/>
+              </w:rPr>
+            </w:pPr>
+            <w:r>
+              <w:rPr>
+                <w:rFonts w:ascii="Arial" w:hAnsi="Arial" w:eastAsia="Arial" w:cs="Arial"/>
+                <w:i w:val="false"/>
+                <w:b w:val="false"/>
+                <w:u w:val="none"/>
+                <w:strike w:val="false"/>
+                <w:sz w:val="22"/>
+                <w:szCs w:val="22"/>
+                <w:color w:val="000000"/>
+              </w:rPr>
+              <w:t xml:space="preserve">2,016</w:t>
             </w:r>
           </w:p>
         </w:tc>
@@ -906,38 +906,38 @@
           <w:p>
             <w:pPr>
               <w:pStyle w:val="Normal"/>
-              <w:jc w:val="left"/>
-              <w:pBdr>
-                <w:bottom w:val="none" w:sz="0" w:space="0" w:color="000000"/>
-                <w:top w:val="none" w:sz="0" w:space="0" w:color="000000"/>
-                <w:left w:val="none" w:sz="0" w:space="0" w:color="000000"/>
-                <w:right w:val="none" w:sz="0" w:space="0" w:color="000000"/>
-              </w:pBdr>
-              <w:spacing w:after="100" w:before="100" w:line="240"/>
-              <w:ind w:left="100" w:right="100" w:firstLine="0" w:firstLineChars="0"/>
-              <w:rPr>
-                <w:rFonts w:ascii="Arial" w:hAnsi="Arial" w:eastAsia="Arial" w:cs="Arial"/>
-                <w:i w:val="false"/>
-                <w:b w:val="false"/>
-                <w:u w:val="none"/>
-                <w:strike w:val="false"/>
-                <w:sz w:val="22"/>
-                <w:szCs w:val="22"/>
-                <w:color w:val="000000"/>
-              </w:rPr>
-            </w:pPr>
-            <w:r>
-              <w:rPr>
-                <w:rFonts w:ascii="Arial" w:hAnsi="Arial" w:eastAsia="Arial" w:cs="Arial"/>
-                <w:i w:val="false"/>
-                <w:b w:val="false"/>
-                <w:u w:val="none"/>
-                <w:strike w:val="false"/>
-                <w:sz w:val="22"/>
-                <w:szCs w:val="22"/>
-                <w:color w:val="000000"/>
-              </w:rPr>
-              <w:t xml:space="preserve">2017</w:t>
+              <w:jc w:val="right"/>
+              <w:pBdr>
+                <w:bottom w:val="none" w:sz="0" w:space="0" w:color="000000"/>
+                <w:top w:val="none" w:sz="0" w:space="0" w:color="000000"/>
+                <w:left w:val="none" w:sz="0" w:space="0" w:color="000000"/>
+                <w:right w:val="none" w:sz="0" w:space="0" w:color="000000"/>
+              </w:pBdr>
+              <w:spacing w:after="100" w:before="100" w:line="240"/>
+              <w:ind w:left="100" w:right="100" w:firstLine="0" w:firstLineChars="0"/>
+              <w:rPr>
+                <w:rFonts w:ascii="Arial" w:hAnsi="Arial" w:eastAsia="Arial" w:cs="Arial"/>
+                <w:i w:val="false"/>
+                <w:b w:val="false"/>
+                <w:u w:val="none"/>
+                <w:strike w:val="false"/>
+                <w:sz w:val="22"/>
+                <w:szCs w:val="22"/>
+                <w:color w:val="000000"/>
+              </w:rPr>
+            </w:pPr>
+            <w:r>
+              <w:rPr>
+                <w:rFonts w:ascii="Arial" w:hAnsi="Arial" w:eastAsia="Arial" w:cs="Arial"/>
+                <w:i w:val="false"/>
+                <w:b w:val="false"/>
+                <w:u w:val="none"/>
+                <w:strike w:val="false"/>
+                <w:sz w:val="22"/>
+                <w:szCs w:val="22"/>
+                <w:color w:val="000000"/>
+              </w:rPr>
+              <w:t xml:space="preserve">2,017</w:t>
             </w:r>
           </w:p>
         </w:tc>
@@ -1186,38 +1186,38 @@
           <w:p>
             <w:pPr>
               <w:pStyle w:val="Normal"/>
-              <w:jc w:val="left"/>
-              <w:pBdr>
-                <w:bottom w:val="none" w:sz="0" w:space="0" w:color="000000"/>
-                <w:top w:val="none" w:sz="0" w:space="0" w:color="000000"/>
-                <w:left w:val="none" w:sz="0" w:space="0" w:color="000000"/>
-                <w:right w:val="none" w:sz="0" w:space="0" w:color="000000"/>
-              </w:pBdr>
-              <w:spacing w:after="100" w:before="100" w:line="240"/>
-              <w:ind w:left="100" w:right="100" w:firstLine="0" w:firstLineChars="0"/>
-              <w:rPr>
-                <w:rFonts w:ascii="Arial" w:hAnsi="Arial" w:eastAsia="Arial" w:cs="Arial"/>
-                <w:i w:val="false"/>
-                <w:b w:val="false"/>
-                <w:u w:val="none"/>
-                <w:strike w:val="false"/>
-                <w:sz w:val="22"/>
-                <w:szCs w:val="22"/>
-                <w:color w:val="000000"/>
-              </w:rPr>
-            </w:pPr>
-            <w:r>
-              <w:rPr>
-                <w:rFonts w:ascii="Arial" w:hAnsi="Arial" w:eastAsia="Arial" w:cs="Arial"/>
-                <w:i w:val="false"/>
-                <w:b w:val="false"/>
-                <w:u w:val="none"/>
-                <w:strike w:val="false"/>
-                <w:sz w:val="22"/>
-                <w:szCs w:val="22"/>
-                <w:color w:val="000000"/>
-              </w:rPr>
-              <w:t xml:space="preserve">2018</w:t>
+              <w:jc w:val="right"/>
+              <w:pBdr>
+                <w:bottom w:val="none" w:sz="0" w:space="0" w:color="000000"/>
+                <w:top w:val="none" w:sz="0" w:space="0" w:color="000000"/>
+                <w:left w:val="none" w:sz="0" w:space="0" w:color="000000"/>
+                <w:right w:val="none" w:sz="0" w:space="0" w:color="000000"/>
+              </w:pBdr>
+              <w:spacing w:after="100" w:before="100" w:line="240"/>
+              <w:ind w:left="100" w:right="100" w:firstLine="0" w:firstLineChars="0"/>
+              <w:rPr>
+                <w:rFonts w:ascii="Arial" w:hAnsi="Arial" w:eastAsia="Arial" w:cs="Arial"/>
+                <w:i w:val="false"/>
+                <w:b w:val="false"/>
+                <w:u w:val="none"/>
+                <w:strike w:val="false"/>
+                <w:sz w:val="22"/>
+                <w:szCs w:val="22"/>
+                <w:color w:val="000000"/>
+              </w:rPr>
+            </w:pPr>
+            <w:r>
+              <w:rPr>
+                <w:rFonts w:ascii="Arial" w:hAnsi="Arial" w:eastAsia="Arial" w:cs="Arial"/>
+                <w:i w:val="false"/>
+                <w:b w:val="false"/>
+                <w:u w:val="none"/>
+                <w:strike w:val="false"/>
+                <w:sz w:val="22"/>
+                <w:szCs w:val="22"/>
+                <w:color w:val="000000"/>
+              </w:rPr>
+              <w:t xml:space="preserve">2,018</w:t>
             </w:r>
           </w:p>
         </w:tc>
@@ -1466,38 +1466,38 @@
           <w:p>
             <w:pPr>
               <w:pStyle w:val="Normal"/>
-              <w:jc w:val="left"/>
-              <w:pBdr>
-                <w:bottom w:val="none" w:sz="0" w:space="0" w:color="000000"/>
-                <w:top w:val="none" w:sz="0" w:space="0" w:color="000000"/>
-                <w:left w:val="none" w:sz="0" w:space="0" w:color="000000"/>
-                <w:right w:val="none" w:sz="0" w:space="0" w:color="000000"/>
-              </w:pBdr>
-              <w:spacing w:after="100" w:before="100" w:line="240"/>
-              <w:ind w:left="100" w:right="100" w:firstLine="0" w:firstLineChars="0"/>
-              <w:rPr>
-                <w:rFonts w:ascii="Arial" w:hAnsi="Arial" w:eastAsia="Arial" w:cs="Arial"/>
-                <w:i w:val="false"/>
-                <w:b w:val="false"/>
-                <w:u w:val="none"/>
-                <w:strike w:val="false"/>
-                <w:sz w:val="22"/>
-                <w:szCs w:val="22"/>
-                <w:color w:val="000000"/>
-              </w:rPr>
-            </w:pPr>
-            <w:r>
-              <w:rPr>
-                <w:rFonts w:ascii="Arial" w:hAnsi="Arial" w:eastAsia="Arial" w:cs="Arial"/>
-                <w:i w:val="false"/>
-                <w:b w:val="false"/>
-                <w:u w:val="none"/>
-                <w:strike w:val="false"/>
-                <w:sz w:val="22"/>
-                <w:szCs w:val="22"/>
-                <w:color w:val="000000"/>
-              </w:rPr>
-              <w:t xml:space="preserve">2019</w:t>
+              <w:jc w:val="right"/>
+              <w:pBdr>
+                <w:bottom w:val="none" w:sz="0" w:space="0" w:color="000000"/>
+                <w:top w:val="none" w:sz="0" w:space="0" w:color="000000"/>
+                <w:left w:val="none" w:sz="0" w:space="0" w:color="000000"/>
+                <w:right w:val="none" w:sz="0" w:space="0" w:color="000000"/>
+              </w:pBdr>
+              <w:spacing w:after="100" w:before="100" w:line="240"/>
+              <w:ind w:left="100" w:right="100" w:firstLine="0" w:firstLineChars="0"/>
+              <w:rPr>
+                <w:rFonts w:ascii="Arial" w:hAnsi="Arial" w:eastAsia="Arial" w:cs="Arial"/>
+                <w:i w:val="false"/>
+                <w:b w:val="false"/>
+                <w:u w:val="none"/>
+                <w:strike w:val="false"/>
+                <w:sz w:val="22"/>
+                <w:szCs w:val="22"/>
+                <w:color w:val="000000"/>
+              </w:rPr>
+            </w:pPr>
+            <w:r>
+              <w:rPr>
+                <w:rFonts w:ascii="Arial" w:hAnsi="Arial" w:eastAsia="Arial" w:cs="Arial"/>
+                <w:i w:val="false"/>
+                <w:b w:val="false"/>
+                <w:u w:val="none"/>
+                <w:strike w:val="false"/>
+                <w:sz w:val="22"/>
+                <w:szCs w:val="22"/>
+                <w:color w:val="000000"/>
+              </w:rPr>
+              <w:t xml:space="preserve">2,019</w:t>
             </w:r>
           </w:p>
         </w:tc>
@@ -1746,38 +1746,38 @@
           <w:p>
             <w:pPr>
               <w:pStyle w:val="Normal"/>
-              <w:jc w:val="left"/>
-              <w:pBdr>
-                <w:bottom w:val="none" w:sz="0" w:space="0" w:color="000000"/>
-                <w:top w:val="none" w:sz="0" w:space="0" w:color="000000"/>
-                <w:left w:val="none" w:sz="0" w:space="0" w:color="000000"/>
-                <w:right w:val="none" w:sz="0" w:space="0" w:color="000000"/>
-              </w:pBdr>
-              <w:spacing w:after="100" w:before="100" w:line="240"/>
-              <w:ind w:left="100" w:right="100" w:firstLine="0" w:firstLineChars="0"/>
-              <w:rPr>
-                <w:rFonts w:ascii="Arial" w:hAnsi="Arial" w:eastAsia="Arial" w:cs="Arial"/>
-                <w:i w:val="false"/>
-                <w:b w:val="false"/>
-                <w:u w:val="none"/>
-                <w:strike w:val="false"/>
-                <w:sz w:val="22"/>
-                <w:szCs w:val="22"/>
-                <w:color w:val="000000"/>
-              </w:rPr>
-            </w:pPr>
-            <w:r>
-              <w:rPr>
-                <w:rFonts w:ascii="Arial" w:hAnsi="Arial" w:eastAsia="Arial" w:cs="Arial"/>
-                <w:i w:val="false"/>
-                <w:b w:val="false"/>
-                <w:u w:val="none"/>
-                <w:strike w:val="false"/>
-                <w:sz w:val="22"/>
-                <w:szCs w:val="22"/>
-                <w:color w:val="000000"/>
-              </w:rPr>
-              <w:t xml:space="preserve">2021</w:t>
+              <w:jc w:val="right"/>
+              <w:pBdr>
+                <w:bottom w:val="none" w:sz="0" w:space="0" w:color="000000"/>
+                <w:top w:val="none" w:sz="0" w:space="0" w:color="000000"/>
+                <w:left w:val="none" w:sz="0" w:space="0" w:color="000000"/>
+                <w:right w:val="none" w:sz="0" w:space="0" w:color="000000"/>
+              </w:pBdr>
+              <w:spacing w:after="100" w:before="100" w:line="240"/>
+              <w:ind w:left="100" w:right="100" w:firstLine="0" w:firstLineChars="0"/>
+              <w:rPr>
+                <w:rFonts w:ascii="Arial" w:hAnsi="Arial" w:eastAsia="Arial" w:cs="Arial"/>
+                <w:i w:val="false"/>
+                <w:b w:val="false"/>
+                <w:u w:val="none"/>
+                <w:strike w:val="false"/>
+                <w:sz w:val="22"/>
+                <w:szCs w:val="22"/>
+                <w:color w:val="000000"/>
+              </w:rPr>
+            </w:pPr>
+            <w:r>
+              <w:rPr>
+                <w:rFonts w:ascii="Arial" w:hAnsi="Arial" w:eastAsia="Arial" w:cs="Arial"/>
+                <w:i w:val="false"/>
+                <w:b w:val="false"/>
+                <w:u w:val="none"/>
+                <w:strike w:val="false"/>
+                <w:sz w:val="22"/>
+                <w:szCs w:val="22"/>
+                <w:color w:val="000000"/>
+              </w:rPr>
+              <w:t xml:space="preserve">2,021</w:t>
             </w:r>
           </w:p>
         </w:tc>
@@ -2026,38 +2026,38 @@
           <w:p>
             <w:pPr>
               <w:pStyle w:val="Normal"/>
-              <w:jc w:val="left"/>
-              <w:pBdr>
-                <w:bottom w:val="none" w:sz="0" w:space="0" w:color="000000"/>
-                <w:top w:val="none" w:sz="0" w:space="0" w:color="000000"/>
-                <w:left w:val="none" w:sz="0" w:space="0" w:color="000000"/>
-                <w:right w:val="none" w:sz="0" w:space="0" w:color="000000"/>
-              </w:pBdr>
-              <w:spacing w:after="100" w:before="100" w:line="240"/>
-              <w:ind w:left="100" w:right="100" w:firstLine="0" w:firstLineChars="0"/>
-              <w:rPr>
-                <w:rFonts w:ascii="Arial" w:hAnsi="Arial" w:eastAsia="Arial" w:cs="Arial"/>
-                <w:i w:val="false"/>
-                <w:b w:val="false"/>
-                <w:u w:val="none"/>
-                <w:strike w:val="false"/>
-                <w:sz w:val="22"/>
-                <w:szCs w:val="22"/>
-                <w:color w:val="000000"/>
-              </w:rPr>
-            </w:pPr>
-            <w:r>
-              <w:rPr>
-                <w:rFonts w:ascii="Arial" w:hAnsi="Arial" w:eastAsia="Arial" w:cs="Arial"/>
-                <w:i w:val="false"/>
-                <w:b w:val="false"/>
-                <w:u w:val="none"/>
-                <w:strike w:val="false"/>
-                <w:sz w:val="22"/>
-                <w:szCs w:val="22"/>
-                <w:color w:val="000000"/>
-              </w:rPr>
-              <w:t xml:space="preserve">2022</w:t>
+              <w:jc w:val="right"/>
+              <w:pBdr>
+                <w:bottom w:val="none" w:sz="0" w:space="0" w:color="000000"/>
+                <w:top w:val="none" w:sz="0" w:space="0" w:color="000000"/>
+                <w:left w:val="none" w:sz="0" w:space="0" w:color="000000"/>
+                <w:right w:val="none" w:sz="0" w:space="0" w:color="000000"/>
+              </w:pBdr>
+              <w:spacing w:after="100" w:before="100" w:line="240"/>
+              <w:ind w:left="100" w:right="100" w:firstLine="0" w:firstLineChars="0"/>
+              <w:rPr>
+                <w:rFonts w:ascii="Arial" w:hAnsi="Arial" w:eastAsia="Arial" w:cs="Arial"/>
+                <w:i w:val="false"/>
+                <w:b w:val="false"/>
+                <w:u w:val="none"/>
+                <w:strike w:val="false"/>
+                <w:sz w:val="22"/>
+                <w:szCs w:val="22"/>
+                <w:color w:val="000000"/>
+              </w:rPr>
+            </w:pPr>
+            <w:r>
+              <w:rPr>
+                <w:rFonts w:ascii="Arial" w:hAnsi="Arial" w:eastAsia="Arial" w:cs="Arial"/>
+                <w:i w:val="false"/>
+                <w:b w:val="false"/>
+                <w:u w:val="none"/>
+                <w:strike w:val="false"/>
+                <w:sz w:val="22"/>
+                <w:szCs w:val="22"/>
+                <w:color w:val="000000"/>
+              </w:rPr>
+              <w:t xml:space="preserve">2,022</w:t>
             </w:r>
           </w:p>
         </w:tc>
@@ -2306,38 +2306,38 @@
           <w:p>
             <w:pPr>
               <w:pStyle w:val="Normal"/>
-              <w:jc w:val="left"/>
-              <w:pBdr>
-                <w:bottom w:val="none" w:sz="0" w:space="0" w:color="000000"/>
-                <w:top w:val="none" w:sz="0" w:space="0" w:color="000000"/>
-                <w:left w:val="none" w:sz="0" w:space="0" w:color="000000"/>
-                <w:right w:val="none" w:sz="0" w:space="0" w:color="000000"/>
-              </w:pBdr>
-              <w:spacing w:after="100" w:before="100" w:line="240"/>
-              <w:ind w:left="100" w:right="100" w:firstLine="0" w:firstLineChars="0"/>
-              <w:rPr>
-                <w:rFonts w:ascii="Arial" w:hAnsi="Arial" w:eastAsia="Arial" w:cs="Arial"/>
-                <w:i w:val="false"/>
-                <w:b w:val="false"/>
-                <w:u w:val="none"/>
-                <w:strike w:val="false"/>
-                <w:sz w:val="22"/>
-                <w:szCs w:val="22"/>
-                <w:color w:val="000000"/>
-              </w:rPr>
-            </w:pPr>
-            <w:r>
-              <w:rPr>
-                <w:rFonts w:ascii="Arial" w:hAnsi="Arial" w:eastAsia="Arial" w:cs="Arial"/>
-                <w:i w:val="false"/>
-                <w:b w:val="false"/>
-                <w:u w:val="none"/>
-                <w:strike w:val="false"/>
-                <w:sz w:val="22"/>
-                <w:szCs w:val="22"/>
-                <w:color w:val="000000"/>
-              </w:rPr>
-              <w:t xml:space="preserve">2023</w:t>
+              <w:jc w:val="right"/>
+              <w:pBdr>
+                <w:bottom w:val="none" w:sz="0" w:space="0" w:color="000000"/>
+                <w:top w:val="none" w:sz="0" w:space="0" w:color="000000"/>
+                <w:left w:val="none" w:sz="0" w:space="0" w:color="000000"/>
+                <w:right w:val="none" w:sz="0" w:space="0" w:color="000000"/>
+              </w:pBdr>
+              <w:spacing w:after="100" w:before="100" w:line="240"/>
+              <w:ind w:left="100" w:right="100" w:firstLine="0" w:firstLineChars="0"/>
+              <w:rPr>
+                <w:rFonts w:ascii="Arial" w:hAnsi="Arial" w:eastAsia="Arial" w:cs="Arial"/>
+                <w:i w:val="false"/>
+                <w:b w:val="false"/>
+                <w:u w:val="none"/>
+                <w:strike w:val="false"/>
+                <w:sz w:val="22"/>
+                <w:szCs w:val="22"/>
+                <w:color w:val="000000"/>
+              </w:rPr>
+            </w:pPr>
+            <w:r>
+              <w:rPr>
+                <w:rFonts w:ascii="Arial" w:hAnsi="Arial" w:eastAsia="Arial" w:cs="Arial"/>
+                <w:i w:val="false"/>
+                <w:b w:val="false"/>
+                <w:u w:val="none"/>
+                <w:strike w:val="false"/>
+                <w:sz w:val="22"/>
+                <w:szCs w:val="22"/>
+                <w:color w:val="000000"/>
+              </w:rPr>
+              <w:t xml:space="preserve">2,023</w:t>
             </w:r>
           </w:p>
         </w:tc>
@@ -2586,38 +2586,38 @@
           <w:p>
             <w:pPr>
               <w:pStyle w:val="Normal"/>
-              <w:jc w:val="left"/>
-              <w:pBdr>
-                <w:bottom w:val="none" w:sz="0" w:space="0" w:color="000000"/>
-                <w:top w:val="none" w:sz="0" w:space="0" w:color="000000"/>
-                <w:left w:val="none" w:sz="0" w:space="0" w:color="000000"/>
-                <w:right w:val="none" w:sz="0" w:space="0" w:color="000000"/>
-              </w:pBdr>
-              <w:spacing w:after="100" w:before="100" w:line="240"/>
-              <w:ind w:left="100" w:right="100" w:firstLine="0" w:firstLineChars="0"/>
-              <w:rPr>
-                <w:rFonts w:ascii="Arial" w:hAnsi="Arial" w:eastAsia="Arial" w:cs="Arial"/>
-                <w:i w:val="false"/>
-                <w:b w:val="false"/>
-                <w:u w:val="none"/>
-                <w:strike w:val="false"/>
-                <w:sz w:val="22"/>
-                <w:szCs w:val="22"/>
-                <w:color w:val="000000"/>
-              </w:rPr>
-            </w:pPr>
-            <w:r>
-              <w:rPr>
-                <w:rFonts w:ascii="Arial" w:hAnsi="Arial" w:eastAsia="Arial" w:cs="Arial"/>
-                <w:i w:val="false"/>
-                <w:b w:val="false"/>
-                <w:u w:val="none"/>
-                <w:strike w:val="false"/>
-                <w:sz w:val="22"/>
-                <w:szCs w:val="22"/>
-                <w:color w:val="000000"/>
-              </w:rPr>
-              <w:t xml:space="preserve">2024</w:t>
+              <w:jc w:val="right"/>
+              <w:pBdr>
+                <w:bottom w:val="none" w:sz="0" w:space="0" w:color="000000"/>
+                <w:top w:val="none" w:sz="0" w:space="0" w:color="000000"/>
+                <w:left w:val="none" w:sz="0" w:space="0" w:color="000000"/>
+                <w:right w:val="none" w:sz="0" w:space="0" w:color="000000"/>
+              </w:pBdr>
+              <w:spacing w:after="100" w:before="100" w:line="240"/>
+              <w:ind w:left="100" w:right="100" w:firstLine="0" w:firstLineChars="0"/>
+              <w:rPr>
+                <w:rFonts w:ascii="Arial" w:hAnsi="Arial" w:eastAsia="Arial" w:cs="Arial"/>
+                <w:i w:val="false"/>
+                <w:b w:val="false"/>
+                <w:u w:val="none"/>
+                <w:strike w:val="false"/>
+                <w:sz w:val="22"/>
+                <w:szCs w:val="22"/>
+                <w:color w:val="000000"/>
+              </w:rPr>
+            </w:pPr>
+            <w:r>
+              <w:rPr>
+                <w:rFonts w:ascii="Arial" w:hAnsi="Arial" w:eastAsia="Arial" w:cs="Arial"/>
+                <w:i w:val="false"/>
+                <w:b w:val="false"/>
+                <w:u w:val="none"/>
+                <w:strike w:val="false"/>
+                <w:sz w:val="22"/>
+                <w:szCs w:val="22"/>
+                <w:color w:val="000000"/>
+              </w:rPr>
+              <w:t xml:space="preserve">2,024</w:t>
             </w:r>
           </w:p>
         </w:tc>
